--- a/IT_2258_RITM1444011_P (1).docx
+++ b/IT_2258_RITM1444011_P (1).docx
@@ -480,7 +480,7 @@
                 <w:noProof/>
               </w:rPr>
               <w:drawing>
-                <wp:inline distT="0" distB="0" distL="0" distR="0" wp14:anchorId="18A01C36" wp14:editId="5BE5226B">
+                <wp:inline distT="0" distB="0" distL="0" distR="0" wp14:anchorId="18A01C36" wp14:editId="290DE7AA">
                   <wp:extent cx="6115050" cy="3750310"/>
                   <wp:effectExtent l="133350" t="114300" r="133350" b="173990"/>
                   <wp:docPr id="1826724701" name="Picture 5"/>
@@ -1140,7 +1140,16 @@
               <w:pStyle w:val="ITQMSTablecell"/>
             </w:pPr>
             <w:r>
-              <w:t>13-10-2026</w:t>
+              <w:t>09</w:t>
+            </w:r>
+            <w:r>
+              <w:t>-</w:t>
+            </w:r>
+            <w:r>
+              <w:t>OCT</w:t>
+            </w:r>
+            <w:r>
+              <w:t>-2026</w:t>
             </w:r>
           </w:p>
         </w:tc>
@@ -6195,6 +6204,33 @@
 </file>
 
 <file path=customXml/item2.xml><?xml version="1.0" encoding="utf-8"?>
+<b:Sources xmlns:b="http://schemas.openxmlformats.org/officeDocument/2006/bibliography" xmlns="http://schemas.openxmlformats.org/officeDocument/2006/bibliography" SelectedStyle="\APA.XSL" StyleName="APA"/>
+</file>
+
+<file path=customXml/item3.xml><?xml version="1.0" encoding="utf-8"?>
+<?mso-contentType ?>
+<FormTemplates xmlns="http://schemas.microsoft.com/sharepoint/v3/contenttype/forms">
+  <Display>DocumentLibraryForm</Display>
+  <Edit>DocumentLibraryForm</Edit>
+  <New>DocumentLibraryForm</New>
+</FormTemplates>
+</file>
+
+<file path=customXml/item4.xml><?xml version="1.0" encoding="utf-8"?>
+<p:properties xmlns:p="http://schemas.microsoft.com/office/2006/metadata/properties" xmlns:xsi="http://www.w3.org/2001/XMLSchema-instance">
+  <documentManagement>
+    <_dlc_DocId xmlns="b62b47e1-3aca-4623-803d-afdb60bff988">JHAD3KDNQPJ5-22-1319</_dlc_DocId>
+    <_dlc_DocIdUrl xmlns="b62b47e1-3aca-4623-803d-afdb60bff988">
+      <Url>https://collab.cslbehring.com/teams/ITQuality/_layouts/15/DocIdRedir.aspx?ID=JHAD3KDNQPJ5-22-1319</Url>
+      <Description>JHAD3KDNQPJ5-22-1319</Description>
+    </_dlc_DocIdUrl>
+    <Document_x0020_Type xmlns="b6c1a76e-9856-4c4b-b540-d14698e4efc9">Manuals</Document_x0020_Type>
+    <Date xmlns="b6c1a76e-9856-4c4b-b540-d14698e4efc9">2016-02-07T23:00:00+00:00</Date>
+  </documentManagement>
+</p:properties>
+</file>
+
+<file path=customXml/item5.xml><?xml version="1.0" encoding="utf-8"?>
 <?mso-contentType ?>
 <spe:Receivers xmlns:spe="http://schemas.microsoft.com/sharepoint/events">
   <Receiver>
@@ -6244,33 +6280,6 @@
 </spe:Receivers>
 </file>
 
-<file path=customXml/item3.xml><?xml version="1.0" encoding="utf-8"?>
-<p:properties xmlns:p="http://schemas.microsoft.com/office/2006/metadata/properties" xmlns:xsi="http://www.w3.org/2001/XMLSchema-instance">
-  <documentManagement>
-    <_dlc_DocId xmlns="b62b47e1-3aca-4623-803d-afdb60bff988">JHAD3KDNQPJ5-22-1319</_dlc_DocId>
-    <_dlc_DocIdUrl xmlns="b62b47e1-3aca-4623-803d-afdb60bff988">
-      <Url>https://collab.cslbehring.com/teams/ITQuality/_layouts/15/DocIdRedir.aspx?ID=JHAD3KDNQPJ5-22-1319</Url>
-      <Description>JHAD3KDNQPJ5-22-1319</Description>
-    </_dlc_DocIdUrl>
-    <Document_x0020_Type xmlns="b6c1a76e-9856-4c4b-b540-d14698e4efc9">Manuals</Document_x0020_Type>
-    <Date xmlns="b6c1a76e-9856-4c4b-b540-d14698e4efc9">2016-02-07T23:00:00+00:00</Date>
-  </documentManagement>
-</p:properties>
-</file>
-
-<file path=customXml/item4.xml><?xml version="1.0" encoding="utf-8"?>
-<?mso-contentType ?>
-<FormTemplates xmlns="http://schemas.microsoft.com/sharepoint/v3/contenttype/forms">
-  <Display>DocumentLibraryForm</Display>
-  <Edit>DocumentLibraryForm</Edit>
-  <New>DocumentLibraryForm</New>
-</FormTemplates>
-</file>
-
-<file path=customXml/item5.xml><?xml version="1.0" encoding="utf-8"?>
-<b:Sources xmlns:b="http://schemas.openxmlformats.org/officeDocument/2006/bibliography" xmlns="http://schemas.openxmlformats.org/officeDocument/2006/bibliography" SelectedStyle="\APA.XSL" StyleName="APA"/>
-</file>
-
 <file path=customXml/itemProps1.xml><?xml version="1.0" encoding="utf-8"?>
 <ds:datastoreItem xmlns:ds="http://schemas.openxmlformats.org/officeDocument/2006/customXml" ds:itemID="{287C0049-F94A-4B5B-ABA2-A73324E0F78B}">
   <ds:schemaRefs>
@@ -6291,14 +6300,22 @@
 </file>
 
 <file path=customXml/itemProps2.xml><?xml version="1.0" encoding="utf-8"?>
-<ds:datastoreItem xmlns:ds="http://schemas.openxmlformats.org/officeDocument/2006/customXml" ds:itemID="{4817985A-5B1C-4605-A6B1-B31E9288C9A4}">
+<ds:datastoreItem xmlns:ds="http://schemas.openxmlformats.org/officeDocument/2006/customXml" ds:itemID="{6A6C9E6C-20D3-4CAC-9F5E-95068725B0E1}">
   <ds:schemaRefs>
-    <ds:schemaRef ds:uri="http://schemas.microsoft.com/sharepoint/events"/>
+    <ds:schemaRef ds:uri="http://schemas.openxmlformats.org/officeDocument/2006/bibliography"/>
   </ds:schemaRefs>
 </ds:datastoreItem>
 </file>
 
 <file path=customXml/itemProps3.xml><?xml version="1.0" encoding="utf-8"?>
+<ds:datastoreItem xmlns:ds="http://schemas.openxmlformats.org/officeDocument/2006/customXml" ds:itemID="{EA8EBEB2-006C-42C3-A8C1-973AE44E5BCA}">
+  <ds:schemaRefs>
+    <ds:schemaRef ds:uri="http://schemas.microsoft.com/sharepoint/v3/contenttype/forms"/>
+  </ds:schemaRefs>
+</ds:datastoreItem>
+</file>
+
+<file path=customXml/itemProps4.xml><?xml version="1.0" encoding="utf-8"?>
 <ds:datastoreItem xmlns:ds="http://schemas.openxmlformats.org/officeDocument/2006/customXml" ds:itemID="{1903473D-65A6-4C1F-946B-4C02E0293BF0}">
   <ds:schemaRefs>
     <ds:schemaRef ds:uri="http://schemas.microsoft.com/office/2006/metadata/properties"/>
@@ -6308,18 +6325,10 @@
 </ds:datastoreItem>
 </file>
 
-<file path=customXml/itemProps4.xml><?xml version="1.0" encoding="utf-8"?>
-<ds:datastoreItem xmlns:ds="http://schemas.openxmlformats.org/officeDocument/2006/customXml" ds:itemID="{EA8EBEB2-006C-42C3-A8C1-973AE44E5BCA}">
+<file path=customXml/itemProps5.xml><?xml version="1.0" encoding="utf-8"?>
+<ds:datastoreItem xmlns:ds="http://schemas.openxmlformats.org/officeDocument/2006/customXml" ds:itemID="{4817985A-5B1C-4605-A6B1-B31E9288C9A4}">
   <ds:schemaRefs>
-    <ds:schemaRef ds:uri="http://schemas.microsoft.com/sharepoint/v3/contenttype/forms"/>
-  </ds:schemaRefs>
-</ds:datastoreItem>
-</file>
-
-<file path=customXml/itemProps5.xml><?xml version="1.0" encoding="utf-8"?>
-<ds:datastoreItem xmlns:ds="http://schemas.openxmlformats.org/officeDocument/2006/customXml" ds:itemID="{6A6C9E6C-20D3-4CAC-9F5E-95068725B0E1}">
-  <ds:schemaRefs>
-    <ds:schemaRef ds:uri="http://schemas.openxmlformats.org/officeDocument/2006/bibliography"/>
+    <ds:schemaRef ds:uri="http://schemas.microsoft.com/sharepoint/events"/>
   </ds:schemaRefs>
 </ds:datastoreItem>
 </file>
